--- a/小野町_引継ぎ_整理済/11_見える化出力依頼/小野町_見える化システムの設定の確認結果_20260925.docx
+++ b/小野町_引継ぎ_整理済/11_見える化出力依頼/小野町_見える化システムの設定の確認結果_20260925.docx
@@ -464,7 +464,7 @@
                 <w:b/>
                 <w:sz w:val="18"/>
               </w:rPr>
-              <w:t>システム6,466円（暫定値）に対し当方6,210円で+256円。</w:t>
+              <w:t>システム6,466円（暫定値）に対し当方6,096円で+370円。</w:t>
             </w:r>
             <w:r>
               <w:rPr>
@@ -1670,7 +1670,7 @@
         <w:rPr>
           <w:rFonts w:ascii="游ゴシック" w:hAnsi="游ゴシック" w:eastAsia="游ゴシック"/>
         </w:rPr>
-        <w:t>3　システムの6,466円と当方の6,210円の差</w:t>
+        <w:t>3　システムの6,466円と当方の6,096円の差</w:t>
       </w:r>
     </w:p>
     <w:p>
@@ -1679,7 +1679,7 @@
           <w:rFonts w:ascii="游明朝" w:hAnsi="游明朝" w:eastAsia="游明朝"/>
           <w:b/>
         </w:rPr>
-        <w:t>差は+256円です。</w:t>
+        <w:t>差は+370円です。</w:t>
       </w:r>
       <w:r>
         <w:rPr>
@@ -2012,7 +2012,7 @@
                 <w:b/>
                 <w:sz w:val="18"/>
               </w:rPr>
-              <w:t>6,210円</w:t>
+              <w:t>6,096円</w:t>
             </w:r>
           </w:p>
         </w:tc>
@@ -4285,7 +4285,7 @@
           <w:rFonts w:ascii="游明朝" w:hAnsi="游明朝" w:eastAsia="游明朝"/>
           <w:b w:val="0"/>
         </w:rPr>
-        <w:t>総給付費1％が保険料の月額57.9円にあたるため、256円の差は総給付費で約4.4％にあたります。</w:t>
+        <w:t>総給付費1％が保険料の月額57.9円にあたるため、370円の差は総給付費で約6.4％にあたります。</w:t>
       </w:r>
     </w:p>
     <w:p>

--- a/小野町_引継ぎ_整理済/11_見える化出力依頼/小野町_見える化システムの設定の確認結果_20260925.docx
+++ b/小野町_引継ぎ_整理済/11_見える化出力依頼/小野町_見える化システムの設定の確認結果_20260925.docx
@@ -464,7 +464,7 @@
                 <w:b/>
                 <w:sz w:val="18"/>
               </w:rPr>
-              <w:t>システム6,466円（暫定値）に対し当方6,096円で+370円。</w:t>
+              <w:t>システム6,466円（暫定値）に対し当方6,048円で+418円。</w:t>
             </w:r>
             <w:r>
               <w:rPr>
@@ -1670,7 +1670,7 @@
         <w:rPr>
           <w:rFonts w:ascii="游ゴシック" w:hAnsi="游ゴシック" w:eastAsia="游ゴシック"/>
         </w:rPr>
-        <w:t>3　システムの6,466円と当方の6,096円の差</w:t>
+        <w:t>3　システムの6,466円と当方の6,048円の差</w:t>
       </w:r>
     </w:p>
     <w:p>
@@ -1679,7 +1679,7 @@
           <w:rFonts w:ascii="游明朝" w:hAnsi="游明朝" w:eastAsia="游明朝"/>
           <w:b/>
         </w:rPr>
-        <w:t>差は+370円です。</w:t>
+        <w:t>差は+418円です。</w:t>
       </w:r>
       <w:r>
         <w:rPr>
@@ -2012,7 +2012,7 @@
                 <w:b/>
                 <w:sz w:val="18"/>
               </w:rPr>
-              <w:t>6,096円</w:t>
+              <w:t>6,048円</w:t>
             </w:r>
           </w:p>
         </w:tc>
@@ -4285,7 +4285,7 @@
           <w:rFonts w:ascii="游明朝" w:hAnsi="游明朝" w:eastAsia="游明朝"/>
           <w:b w:val="0"/>
         </w:rPr>
-        <w:t>総給付費1％が保険料の月額57.9円にあたるため、370円の差は総給付費で約6.4％にあたります。</w:t>
+        <w:t>総給付費1％が保険料の月額57.9円にあたるため、418円の差は総給付費で約7.2％にあたります。</w:t>
       </w:r>
     </w:p>
     <w:p>
